--- a/docs/onderzoek/word/hoofdstuk-4-onderzoeksvraag.docx
+++ b/docs/onderzoek/word/hoofdstuk-4-onderzoeksvraag.docx
@@ -210,7 +210,7 @@
               <w:pStyle w:val="Compact"/>
             </w:pPr>
             <w:r>
-              <w:t xml:space="preserve">H6 t/m H10 (ontwerpcycli)</w:t>
+              <w:t xml:space="preserve">H6 t/m H11 (ontwerpcycli 0 t/m 5)</w:t>
             </w:r>
           </w:p>
         </w:tc>
@@ -245,7 +245,7 @@
               <w:pStyle w:val="Compact"/>
             </w:pPr>
             <w:r>
-              <w:t xml:space="preserve">H8 (cyclus 3); H9 (cyclus 4); H11.3</w:t>
+              <w:t xml:space="preserve">H9 (cyclus 3); H10 (cyclus 4); H12.3</w:t>
             </w:r>
           </w:p>
         </w:tc>
@@ -280,7 +280,7 @@
               <w:pStyle w:val="Compact"/>
             </w:pPr>
             <w:r>
-              <w:t xml:space="preserve">H7 (cyclus 2); H10 (cyclus 5b); H11.1, 11.2</w:t>
+              <w:t xml:space="preserve">H8 (cyclus 2); H11 (cyclus 5b); H12.1, 12.2</w:t>
             </w:r>
           </w:p>
         </w:tc>
@@ -315,7 +315,7 @@
               <w:pStyle w:val="Compact"/>
             </w:pPr>
             <w:r>
-              <w:t xml:space="preserve">H11.4; H13</w:t>
+              <w:t xml:space="preserve">H12.4; H14</w:t>
             </w:r>
           </w:p>
         </w:tc>
@@ -347,7 +347,7 @@
         <w:pStyle w:val="BodyText"/>
       </w:pPr>
       <w:r>
-        <w:t xml:space="preserve">Deze vraag wordt beantwoord op basis van de iteratieve tester-feedback en de TAM-georiënteerde evaluaties in cycli 1 t/m 5. De vraag adresseert zowel inhoudelijke functionaliteit (welke nieuwsbronnen, welke filteringen, welke chatfuncties) als niet-functionele eisen (gemak van installatie, snelheid, interface-conventies).</w:t>
+        <w:t xml:space="preserve">Deze vraag wordt beantwoord op basis van de iteratieve tester-feedback en de TAM-georiënteerde evaluaties in cycli 0 t/m 5. De vraag adresseert zowel inhoudelijke functionaliteit (welke nieuwsbronnen, welke filteringen, welke chatfuncties) als niet-functionele eisen (gemak van installatie, snelheid, interface-conventies, werkende koppelingen).</w:t>
       </w:r>
     </w:p>
     <w:bookmarkEnd w:id="10"/>
@@ -407,7 +407,7 @@
         <w:pStyle w:val="BodyText"/>
       </w:pPr>
       <w:r>
-        <w:t xml:space="preserve">Deze vraag is verankerd in TAM (Davis, 1989; Granić &amp; Marangunić, 2019; Scherer, Siddiq &amp; Tondeur, 2019) en wordt beantwoord op basis van de TAM-simulatie (cyclus 2), de spontane feedback (cyclus 5a) en de gestructureerde feedback-vragenlijst (cyclus 5b). Voor v0.1 van dit rapport is alleen de cyclus 2-data beschikbaar; de cyclus 5-data wordt na augustus 2026 toegevoegd.</w:t>
+        <w:t xml:space="preserve">Deze vraag is verankerd in TAM (Davis, 1989; Granić &amp; Marangunić, 2019; Scherer, Siddiq &amp; Tondeur, 2019) en wordt beantwoord op basis van de TAM-simulatie (cyclus 2), de spontane feedback (cyclus 5a) en de gestructureerde feedback-vragenlijst (cyclus 5b). Voor v0.2 van dit rapport is alleen de cyclus 2-data beschikbaar; de cyclus 5-data wordt na augustus 2026 toegevoegd.</w:t>
       </w:r>
     </w:p>
     <w:bookmarkEnd w:id="12"/>
@@ -453,7 +453,7 @@
         <w:t xml:space="preserve"> </w:t>
       </w:r>
       <w:r>
-        <w:t xml:space="preserve">(Plomp, 2013; McKenney &amp; Reeves, 2018, hoofdstuk 7). Op basis van de bevindingen uit alle cycli wordt in hoofdstuk 11 een set ontwerpprincipes geformuleerd, met expliciete reflectie op het abstractieniveau ervan.</w:t>
+        <w:t xml:space="preserve">(Plomp, 2013; McKenney &amp; Reeves, 2018, hoofdstuk 9). Op basis van de bevindingen uit alle cycli wordt in hoofdstuk 12 een set ontwerpprincipes geformuleerd, met expliciete reflectie op het abstractieniveau ervan.</w:t>
       </w:r>
     </w:p>
     <w:bookmarkEnd w:id="13"/>
@@ -472,7 +472,7 @@
         <w:pStyle w:val="FirstParagraph"/>
       </w:pPr>
       <w:r>
-        <w:t xml:space="preserve">De hoofdvraag en subvragen functioneren als rode draad voor de volgende hoofdstukken. In de methodologie (hoofdstuk 5) wordt verantwoord welke methoden welke (sub)vraag bedienen. In de cyclushoofdstukken (6 t/m 10) wordt per cyclus aangegeven aan welke (sub)vraag de cyclus bijdraagt. In de resultatenhoofdstukken (11) en de discussie (12) worden de subvragen integraal beantwoord; in de conclusie (13) volgt de samenvattende beantwoording van de hoofdvraag.</w:t>
+        <w:t xml:space="preserve">De hoofdvraag en subvragen functioneren als rode draad voor de volgende hoofdstukken. In de methodologie (hoofdstuk 5) wordt verantwoord welke methoden welke (sub)vraag bedienen. In de cyclushoofdstukken (6 t/m 11) wordt per cyclus aangegeven aan welke (sub)vraag de cyclus bijdraagt. In de resultatenhoofdstukken (12) en de discussie (13) worden de subvragen integraal beantwoord; in de conclusie (14) volgt de samenvattende beantwoording van de hoofdvraag.</w:t>
       </w:r>
     </w:p>
     <w:bookmarkEnd w:id="15"/>
